--- a/Notas_1.docx
+++ b/Notas_1.docx
@@ -47,11 +47,15 @@
       <w:pPr>
         <w:spacing w:after="0"/>
       </w:pPr>
-      <w:proofErr w:type="spellStart"/>
-      <w:r>
-        <w:t>Peable</w:t>
-      </w:r>
-      <w:proofErr w:type="spellEnd"/>
+      <w:r>
+        <w:t>Pe</w:t>
+      </w:r>
+      <w:r>
+        <w:t>b</w:t>
+      </w:r>
+      <w:r>
+        <w:t>ble</w:t>
+      </w:r>
     </w:p>
     <w:p>
       <w:pPr>
@@ -281,10 +285,477 @@
     </w:p>
     <w:p>
       <w:pPr>
+        <w:pStyle w:val="ListParagraph"/>
+        <w:numPr>
+          <w:ilvl w:val="0"/>
+          <w:numId w:val="1"/>
+        </w:numPr>
+        <w:spacing w:after="0"/>
+        <w:rPr>
+          <w:rFonts w:ascii="Consolas" w:hAnsi="Consolas"/>
+          <w:lang w:val="es-ES"/>
+        </w:rPr>
+      </w:pPr>
+      <w:r>
+        <w:rPr>
+          <w:rFonts w:ascii="Consolas" w:hAnsi="Consolas"/>
+          <w:lang w:val="es-ES"/>
+        </w:rPr>
+        <w:t>Markov_pi.py</w:t>
+      </w:r>
+    </w:p>
+    <w:p>
+      <w:pPr>
+        <w:pStyle w:val="ListParagraph"/>
+        <w:numPr>
+          <w:ilvl w:val="0"/>
+          <w:numId w:val="1"/>
+        </w:numPr>
+        <w:spacing w:after="0"/>
+        <w:rPr>
+          <w:rFonts w:ascii="Consolas" w:hAnsi="Consolas"/>
+          <w:lang w:val="es-ES"/>
+        </w:rPr>
+      </w:pPr>
+      <w:r>
+        <w:rPr>
+          <w:rFonts w:ascii="Consolas" w:hAnsi="Consolas"/>
+          <w:lang w:val="es-ES"/>
+        </w:rPr>
+        <w:t>Markov_pi_multirun.py</w:t>
+      </w:r>
+    </w:p>
+    <w:p>
+      <w:pPr>
+        <w:spacing w:after="0"/>
+        <w:rPr>
+          <w:lang w:val="es-ES"/>
+        </w:rPr>
+      </w:pPr>
+    </w:p>
+    <w:p>
+      <w:pPr>
         <w:spacing w:after="0"/>
         <w:rPr>
           <w:b/>
           <w:bCs/>
+        </w:rPr>
+      </w:pPr>
+      <w:r>
+        <w:rPr>
+          <w:b/>
+          <w:bCs/>
+        </w:rPr>
+        <w:t xml:space="preserve">3x3 </w:t>
+      </w:r>
+      <w:r>
+        <w:rPr>
+          <w:b/>
+          <w:bCs/>
+        </w:rPr>
+        <w:t>Pebble</w:t>
+      </w:r>
+      <w:r>
+        <w:rPr>
+          <w:b/>
+          <w:bCs/>
+        </w:rPr>
+        <w:t xml:space="preserve"> game. </w:t>
+      </w:r>
+      <w:proofErr w:type="spellStart"/>
+      <w:r>
+        <w:rPr>
+          <w:b/>
+          <w:bCs/>
+        </w:rPr>
+        <w:t>Deatiled</w:t>
+      </w:r>
+      <w:proofErr w:type="spellEnd"/>
+      <w:r>
+        <w:rPr>
+          <w:b/>
+          <w:bCs/>
+        </w:rPr>
+        <w:t xml:space="preserve"> balance</w:t>
+      </w:r>
+      <w:r>
+        <w:rPr>
+          <w:b/>
+          <w:bCs/>
+        </w:rPr>
+        <w:t xml:space="preserve"> (12min)</w:t>
+      </w:r>
+    </w:p>
+    <w:p>
+      <w:pPr>
+        <w:spacing w:after="0"/>
+      </w:pPr>
+    </w:p>
+    <w:p>
+      <w:pPr>
+        <w:spacing w:after="0"/>
+      </w:pPr>
+      <w:r>
+        <w:t xml:space="preserve">The </w:t>
+      </w:r>
+      <w:proofErr w:type="spellStart"/>
+      <w:r>
+        <w:t>inhomegeneous</w:t>
+      </w:r>
+      <w:proofErr w:type="spellEnd"/>
+      <w:r>
+        <w:t xml:space="preserve"> pebble game </w:t>
+      </w:r>
+      <w:proofErr w:type="spellStart"/>
+      <w:proofErr w:type="gramStart"/>
+      <w:r>
+        <w:t>an</w:t>
+      </w:r>
+      <w:proofErr w:type="spellEnd"/>
+      <w:proofErr w:type="gramEnd"/>
+      <w:r>
+        <w:t xml:space="preserve"> the metropolis algorithm</w:t>
+      </w:r>
+    </w:p>
+    <w:p>
+      <w:pPr>
+        <w:spacing w:after="0"/>
+      </w:pPr>
+      <w:r>
+        <w:t>Statistical weights of the configurations</w:t>
+      </w:r>
+    </w:p>
+    <w:p>
+      <w:pPr>
+        <w:spacing w:after="0"/>
+      </w:pPr>
+    </w:p>
+    <w:p>
+      <w:pPr>
+        <w:spacing w:after="0"/>
+      </w:pPr>
+      <w:r>
+        <w:t>We should accept a move with this probability:</w:t>
+      </w:r>
+    </w:p>
+    <w:p>
+      <w:pPr>
+        <w:spacing w:after="0"/>
+        <w:rPr>
+          <w:b/>
+          <w:bCs/>
+          <w:color w:val="77206D" w:themeColor="accent5" w:themeShade="BF"/>
+        </w:rPr>
+      </w:pPr>
+      <w:r>
+        <w:rPr>
+          <w:b/>
+          <w:bCs/>
+          <w:color w:val="77206D" w:themeColor="accent5" w:themeShade="BF"/>
+        </w:rPr>
+        <w:t>P(a-&gt;b) = min(</w:t>
+      </w:r>
+      <w:proofErr w:type="gramStart"/>
+      <w:r>
+        <w:rPr>
+          <w:b/>
+          <w:bCs/>
+          <w:color w:val="77206D" w:themeColor="accent5" w:themeShade="BF"/>
+        </w:rPr>
+        <w:t>1,pi</w:t>
+      </w:r>
+      <w:proofErr w:type="gramEnd"/>
+      <w:r>
+        <w:rPr>
+          <w:b/>
+          <w:bCs/>
+          <w:color w:val="77206D" w:themeColor="accent5" w:themeShade="BF"/>
+        </w:rPr>
+        <w:t>(b)/pi(a))</w:t>
+      </w:r>
+    </w:p>
+    <w:p>
+      <w:pPr>
+        <w:spacing w:after="0"/>
+      </w:pPr>
+    </w:p>
+    <w:p>
+      <w:pPr>
+        <w:spacing w:after="0"/>
+        <w:rPr>
+          <w:b/>
+          <w:bCs/>
+        </w:rPr>
+      </w:pPr>
+      <w:r>
+        <w:rPr>
+          <w:b/>
+          <w:bCs/>
+        </w:rPr>
+        <w:t>Tutorial 1</w:t>
+      </w:r>
+    </w:p>
+    <w:p>
+      <w:pPr>
+        <w:spacing w:after="0"/>
+      </w:pPr>
+    </w:p>
+    <w:p>
+      <w:pPr>
+        <w:spacing w:after="0"/>
+        <w:rPr>
+          <w:lang w:val="es-ES"/>
+        </w:rPr>
+      </w:pPr>
+      <w:proofErr w:type="spellStart"/>
+      <w:r>
+        <w:rPr>
+          <w:lang w:val="es-ES"/>
+        </w:rPr>
+        <w:t>Exponentical</w:t>
+      </w:r>
+      <w:proofErr w:type="spellEnd"/>
+      <w:r>
+        <w:rPr>
+          <w:lang w:val="es-ES"/>
+        </w:rPr>
+        <w:t xml:space="preserve"> Convergencia </w:t>
+      </w:r>
+    </w:p>
+    <w:p>
+      <w:pPr>
+        <w:spacing w:after="0"/>
+        <w:rPr>
+          <w:lang w:val="es-ES"/>
+        </w:rPr>
+      </w:pPr>
+      <w:proofErr w:type="spellStart"/>
+      <w:r>
+        <w:rPr>
+          <w:lang w:val="es-ES"/>
+        </w:rPr>
+        <w:t>Mcmc</w:t>
+      </w:r>
+      <w:proofErr w:type="spellEnd"/>
+      <w:r>
+        <w:rPr>
+          <w:lang w:val="es-ES"/>
+        </w:rPr>
+        <w:t xml:space="preserve"> </w:t>
+      </w:r>
+      <w:proofErr w:type="spellStart"/>
+      <w:r>
+        <w:rPr>
+          <w:lang w:val="es-ES"/>
+        </w:rPr>
+        <w:t>algorithm</w:t>
+      </w:r>
+      <w:proofErr w:type="spellEnd"/>
+      <w:r>
+        <w:rPr>
+          <w:lang w:val="es-ES"/>
+        </w:rPr>
+        <w:t xml:space="preserve"> converge e</w:t>
+      </w:r>
+      <w:r>
+        <w:rPr>
+          <w:lang w:val="es-ES"/>
+        </w:rPr>
+        <w:t>xponencialmente</w:t>
+      </w:r>
+    </w:p>
+    <w:p>
+      <w:pPr>
+        <w:spacing w:after="0"/>
+        <w:rPr>
+          <w:lang w:val="es-ES"/>
+        </w:rPr>
+      </w:pPr>
+    </w:p>
+    <w:tbl>
+      <w:tblPr>
+        <w:tblStyle w:val="TableGrid"/>
+        <w:tblW w:w="0" w:type="auto"/>
+        <w:tblLook w:val="04A0" w:firstRow="1" w:lastRow="0" w:firstColumn="1" w:lastColumn="0" w:noHBand="0" w:noVBand="1"/>
+      </w:tblPr>
+      <w:tblGrid>
+        <w:gridCol w:w="496"/>
+        <w:gridCol w:w="496"/>
+        <w:gridCol w:w="452"/>
+      </w:tblGrid>
+      <w:tr>
+        <w:tc>
+          <w:tcPr>
+            <w:tcW w:w="496" w:type="dxa"/>
+          </w:tcPr>
+          <w:p>
+            <w:pPr>
+              <w:rPr>
+                <w:lang w:val="es-ES"/>
+              </w:rPr>
+            </w:pPr>
+            <w:r>
+              <w:rPr>
+                <w:lang w:val="es-ES"/>
+              </w:rPr>
+              <w:t xml:space="preserve">6 </w:t>
+            </w:r>
+          </w:p>
+        </w:tc>
+        <w:tc>
+          <w:tcPr>
+            <w:tcW w:w="496" w:type="dxa"/>
+          </w:tcPr>
+          <w:p>
+            <w:pPr>
+              <w:rPr>
+                <w:lang w:val="es-ES"/>
+              </w:rPr>
+            </w:pPr>
+            <w:r>
+              <w:rPr>
+                <w:lang w:val="es-ES"/>
+              </w:rPr>
+              <w:t xml:space="preserve">7 </w:t>
+            </w:r>
+          </w:p>
+        </w:tc>
+        <w:tc>
+          <w:tcPr>
+            <w:tcW w:w="452" w:type="dxa"/>
+          </w:tcPr>
+          <w:p>
+            <w:pPr>
+              <w:rPr>
+                <w:lang w:val="es-ES"/>
+              </w:rPr>
+            </w:pPr>
+            <w:r>
+              <w:rPr>
+                <w:lang w:val="es-ES"/>
+              </w:rPr>
+              <w:t>8</w:t>
+            </w:r>
+          </w:p>
+        </w:tc>
+      </w:tr>
+      <w:tr>
+        <w:tc>
+          <w:tcPr>
+            <w:tcW w:w="496" w:type="dxa"/>
+          </w:tcPr>
+          <w:p>
+            <w:pPr>
+              <w:rPr>
+                <w:lang w:val="es-ES"/>
+              </w:rPr>
+            </w:pPr>
+            <w:r>
+              <w:rPr>
+                <w:lang w:val="es-ES"/>
+              </w:rPr>
+              <w:t xml:space="preserve">3 </w:t>
+            </w:r>
+          </w:p>
+        </w:tc>
+        <w:tc>
+          <w:tcPr>
+            <w:tcW w:w="496" w:type="dxa"/>
+          </w:tcPr>
+          <w:p>
+            <w:pPr>
+              <w:rPr>
+                <w:lang w:val="es-ES"/>
+              </w:rPr>
+            </w:pPr>
+            <w:r>
+              <w:rPr>
+                <w:lang w:val="es-ES"/>
+              </w:rPr>
+              <w:t>4</w:t>
+            </w:r>
+          </w:p>
+        </w:tc>
+        <w:tc>
+          <w:tcPr>
+            <w:tcW w:w="452" w:type="dxa"/>
+          </w:tcPr>
+          <w:p>
+            <w:pPr>
+              <w:rPr>
+                <w:lang w:val="es-ES"/>
+              </w:rPr>
+            </w:pPr>
+            <w:r>
+              <w:rPr>
+                <w:lang w:val="es-ES"/>
+              </w:rPr>
+              <w:t>5</w:t>
+            </w:r>
+          </w:p>
+        </w:tc>
+      </w:tr>
+      <w:tr>
+        <w:tc>
+          <w:tcPr>
+            <w:tcW w:w="496" w:type="dxa"/>
+          </w:tcPr>
+          <w:p>
+            <w:pPr>
+              <w:rPr>
+                <w:lang w:val="es-ES"/>
+              </w:rPr>
+            </w:pPr>
+            <w:r>
+              <w:rPr>
+                <w:lang w:val="es-ES"/>
+              </w:rPr>
+              <w:t xml:space="preserve">0 </w:t>
+            </w:r>
+          </w:p>
+        </w:tc>
+        <w:tc>
+          <w:tcPr>
+            <w:tcW w:w="496" w:type="dxa"/>
+          </w:tcPr>
+          <w:p>
+            <w:pPr>
+              <w:rPr>
+                <w:lang w:val="es-ES"/>
+              </w:rPr>
+            </w:pPr>
+            <w:r>
+              <w:rPr>
+                <w:lang w:val="es-ES"/>
+              </w:rPr>
+              <w:t>1</w:t>
+            </w:r>
+          </w:p>
+        </w:tc>
+        <w:tc>
+          <w:tcPr>
+            <w:tcW w:w="452" w:type="dxa"/>
+          </w:tcPr>
+          <w:p>
+            <w:pPr>
+              <w:rPr>
+                <w:lang w:val="es-ES"/>
+              </w:rPr>
+            </w:pPr>
+            <w:r>
+              <w:rPr>
+                <w:lang w:val="es-ES"/>
+              </w:rPr>
+              <w:t>2</w:t>
+            </w:r>
+          </w:p>
+        </w:tc>
+      </w:tr>
+    </w:tbl>
+    <w:p>
+      <w:pPr>
+        <w:spacing w:after="0"/>
+        <w:rPr>
           <w:lang w:val="es-ES"/>
         </w:rPr>
       </w:pPr>
@@ -1321,6 +1792,25 @@
       <w:spacing w:val="5"/>
     </w:rPr>
   </w:style>
+  <w:style w:type="table" w:styleId="TableGrid">
+    <w:name w:val="Table Grid"/>
+    <w:basedOn w:val="TableNormal"/>
+    <w:uiPriority w:val="39"/>
+    <w:rsid w:val="00DB3DD7"/>
+    <w:pPr>
+      <w:spacing w:after="0" w:line="240" w:lineRule="auto"/>
+    </w:pPr>
+    <w:tblPr>
+      <w:tblBorders>
+        <w:top w:val="single" w:sz="4" w:space="0" w:color="auto"/>
+        <w:left w:val="single" w:sz="4" w:space="0" w:color="auto"/>
+        <w:bottom w:val="single" w:sz="4" w:space="0" w:color="auto"/>
+        <w:right w:val="single" w:sz="4" w:space="0" w:color="auto"/>
+        <w:insideH w:val="single" w:sz="4" w:space="0" w:color="auto"/>
+        <w:insideV w:val="single" w:sz="4" w:space="0" w:color="auto"/>
+      </w:tblBorders>
+    </w:tblPr>
+  </w:style>
 </w:styles>
 </file>
 
